--- a/soal matematika/Kelas XI/Fungsi Komposisi dan Fungsi Invers/Soal Essay kelas XI.docx
+++ b/soal matematika/Kelas XI/Fungsi Komposisi dan Fungsi Invers/Soal Essay kelas XI.docx
@@ -317,83 +317,19 @@
         </w:rPr>
         <w:t xml:space="preserve"> </w:t>
       </w:r>
-      <w:proofErr w:type="spellStart"/>
       <w:proofErr w:type="gramStart"/>
       <w:r>
         <w:rPr>
           <w:rFonts w:eastAsiaTheme="minorEastAsia"/>
         </w:rPr>
-        <w:t>dengan</w:t>
-      </w:r>
-      <w:proofErr w:type="spellEnd"/>
-      <w:r>
-        <w:rPr>
-          <w:rFonts w:eastAsiaTheme="minorEastAsia"/>
-        </w:rPr>
-        <w:t xml:space="preserve">  g</w:t>
+        <w:t>dengan  g</w:t>
       </w:r>
       <w:proofErr w:type="gramEnd"/>
       <w:r>
         <w:rPr>
           <w:rFonts w:eastAsiaTheme="minorEastAsia"/>
         </w:rPr>
-        <w:t xml:space="preserve">(x)=3x-2. </w:t>
-      </w:r>
-      <w:proofErr w:type="spellStart"/>
-      <w:r>
-        <w:rPr>
-          <w:rFonts w:eastAsiaTheme="minorEastAsia"/>
-        </w:rPr>
-        <w:t>Tentukan</w:t>
-      </w:r>
-      <w:proofErr w:type="spellEnd"/>
-      <w:r>
-        <w:rPr>
-          <w:rFonts w:eastAsiaTheme="minorEastAsia"/>
-        </w:rPr>
-        <w:t xml:space="preserve"> </w:t>
-      </w:r>
-      <w:proofErr w:type="spellStart"/>
-      <w:r>
-        <w:rPr>
-          <w:rFonts w:eastAsiaTheme="minorEastAsia"/>
-        </w:rPr>
-        <w:t>rumus</w:t>
-      </w:r>
-      <w:proofErr w:type="spellEnd"/>
-      <w:r>
-        <w:rPr>
-          <w:rFonts w:eastAsiaTheme="minorEastAsia"/>
-        </w:rPr>
-        <w:t xml:space="preserve"> </w:t>
-      </w:r>
-      <w:proofErr w:type="spellStart"/>
-      <w:r>
-        <w:rPr>
-          <w:rFonts w:eastAsiaTheme="minorEastAsia"/>
-        </w:rPr>
-        <w:t>fungsi</w:t>
-      </w:r>
-      <w:proofErr w:type="spellEnd"/>
-      <w:r>
-        <w:rPr>
-          <w:rFonts w:eastAsiaTheme="minorEastAsia"/>
-        </w:rPr>
-        <w:t xml:space="preserve"> </w:t>
-      </w:r>
-      <w:proofErr w:type="spellStart"/>
-      <w:r>
-        <w:rPr>
-          <w:rFonts w:eastAsiaTheme="minorEastAsia"/>
-        </w:rPr>
-        <w:t>komposisi</w:t>
-      </w:r>
-      <w:proofErr w:type="spellEnd"/>
-      <w:r>
-        <w:rPr>
-          <w:rFonts w:eastAsiaTheme="minorEastAsia"/>
-        </w:rPr>
-        <w:t xml:space="preserve"> </w:t>
+        <w:t xml:space="preserve">(x)=3x-2. Tentukan rumus fungsi komposisi </w:t>
       </w:r>
       <m:oMath>
         <m:d>
@@ -414,6 +350,877 @@
             </m:r>
           </m:e>
         </m:d>
+        <m:d>
+          <m:dPr>
+            <m:ctrlPr>
+              <w:rPr>
+                <w:rFonts w:ascii="Cambria Math" w:eastAsiaTheme="minorEastAsia" w:hAnsi="Cambria Math"/>
+                <w:i/>
+              </w:rPr>
+            </m:ctrlPr>
+          </m:dPr>
+          <m:e>
+            <m:r>
+              <w:rPr>
+                <w:rFonts w:ascii="Cambria Math" w:eastAsiaTheme="minorEastAsia" w:hAnsi="Cambria Math"/>
+              </w:rPr>
+              <m:t>x</m:t>
+            </m:r>
+          </m:e>
+        </m:d>
+        <m:r>
+          <w:rPr>
+            <w:rFonts w:ascii="Cambria Math" w:eastAsiaTheme="minorEastAsia" w:hAnsi="Cambria Math"/>
+          </w:rPr>
+          <m:t>!</m:t>
+        </m:r>
+      </m:oMath>
+    </w:p>
+    <w:p>
+      <w:pPr>
+        <w:pStyle w:val="ListParagraph"/>
+        <w:numPr>
+          <w:ilvl w:val="0"/>
+          <w:numId w:val="1"/>
+        </w:numPr>
+        <w:jc w:val="both"/>
+        <w:rPr>
+          <w:sz w:val="20"/>
+          <w:szCs w:val="20"/>
+        </w:rPr>
+      </w:pPr>
+      <w:proofErr w:type="spellStart"/>
+      <w:r>
+        <w:rPr>
+          <w:rFonts w:eastAsiaTheme="minorEastAsia"/>
+        </w:rPr>
+        <w:t>Diketahui</w:t>
+      </w:r>
+      <w:proofErr w:type="spellEnd"/>
+      <w:r>
+        <w:rPr>
+          <w:rFonts w:eastAsiaTheme="minorEastAsia"/>
+        </w:rPr>
+        <w:t xml:space="preserve"> </w:t>
+      </w:r>
+      <w:proofErr w:type="spellStart"/>
+      <w:r>
+        <w:rPr>
+          <w:rFonts w:eastAsiaTheme="minorEastAsia"/>
+        </w:rPr>
+        <w:t>rumus</w:t>
+      </w:r>
+      <w:proofErr w:type="spellEnd"/>
+      <w:r>
+        <w:rPr>
+          <w:rFonts w:eastAsiaTheme="minorEastAsia"/>
+        </w:rPr>
+        <w:t xml:space="preserve"> </w:t>
+      </w:r>
+      <w:proofErr w:type="spellStart"/>
+      <w:r>
+        <w:rPr>
+          <w:rFonts w:eastAsiaTheme="minorEastAsia"/>
+        </w:rPr>
+        <w:t>fungsi</w:t>
+      </w:r>
+      <w:proofErr w:type="spellEnd"/>
+      <w:r>
+        <w:rPr>
+          <w:rFonts w:eastAsiaTheme="minorEastAsia"/>
+        </w:rPr>
+        <w:t xml:space="preserve"> </w:t>
+      </w:r>
+      <m:oMath>
+        <m:r>
+          <w:rPr>
+            <w:rFonts w:ascii="Cambria Math" w:eastAsiaTheme="minorEastAsia" w:hAnsi="Cambria Math"/>
+          </w:rPr>
+          <m:t>f</m:t>
+        </m:r>
+        <m:d>
+          <m:dPr>
+            <m:ctrlPr>
+              <w:rPr>
+                <w:rFonts w:ascii="Cambria Math" w:eastAsiaTheme="minorEastAsia" w:hAnsi="Cambria Math"/>
+                <w:i/>
+              </w:rPr>
+            </m:ctrlPr>
+          </m:dPr>
+          <m:e>
+            <m:r>
+              <w:rPr>
+                <w:rFonts w:ascii="Cambria Math" w:eastAsiaTheme="minorEastAsia" w:hAnsi="Cambria Math"/>
+              </w:rPr>
+              <m:t>x+5</m:t>
+            </m:r>
+          </m:e>
+        </m:d>
+        <m:r>
+          <w:rPr>
+            <w:rFonts w:ascii="Cambria Math" w:eastAsiaTheme="minorEastAsia" w:hAnsi="Cambria Math"/>
+          </w:rPr>
+          <m:t>=</m:t>
+        </m:r>
+        <m:sSup>
+          <m:sSupPr>
+            <m:ctrlPr>
+              <w:rPr>
+                <w:rFonts w:ascii="Cambria Math" w:eastAsiaTheme="minorEastAsia" w:hAnsi="Cambria Math"/>
+                <w:i/>
+              </w:rPr>
+            </m:ctrlPr>
+          </m:sSupPr>
+          <m:e>
+            <m:r>
+              <w:rPr>
+                <w:rFonts w:ascii="Cambria Math" w:eastAsiaTheme="minorEastAsia" w:hAnsi="Cambria Math"/>
+              </w:rPr>
+              <m:t>x</m:t>
+            </m:r>
+          </m:e>
+          <m:sup>
+            <m:r>
+              <w:rPr>
+                <w:rFonts w:ascii="Cambria Math" w:eastAsiaTheme="minorEastAsia" w:hAnsi="Cambria Math"/>
+              </w:rPr>
+              <m:t>2</m:t>
+            </m:r>
+          </m:sup>
+        </m:sSup>
+        <m:r>
+          <w:rPr>
+            <w:rFonts w:ascii="Cambria Math" w:eastAsiaTheme="minorEastAsia" w:hAnsi="Cambria Math"/>
+          </w:rPr>
+          <m:t>+4x-3</m:t>
+        </m:r>
+        <m:r>
+          <w:rPr>
+            <w:rFonts w:ascii="Cambria Math" w:eastAsiaTheme="minorEastAsia" w:hAnsi="Cambria Math"/>
+          </w:rPr>
+          <m:t xml:space="preserve"> </m:t>
+        </m:r>
+      </m:oMath>
+      <w:r>
+        <w:rPr>
+          <w:rFonts w:eastAsiaTheme="minorEastAsia"/>
+        </w:rPr>
+        <w:t xml:space="preserve"> Jika fung</w:t>
+      </w:r>
+      <w:proofErr w:type="spellStart"/>
+      <w:r>
+        <w:rPr>
+          <w:rFonts w:eastAsiaTheme="minorEastAsia"/>
+        </w:rPr>
+        <w:t>si</w:t>
+      </w:r>
+      <w:proofErr w:type="spellEnd"/>
+      <w:r>
+        <w:rPr>
+          <w:rFonts w:eastAsiaTheme="minorEastAsia"/>
+        </w:rPr>
+        <w:t xml:space="preserve"> invers</w:t>
+      </w:r>
+      <m:oMath>
+        <m:sSup>
+          <m:sSupPr>
+            <m:ctrlPr>
+              <w:rPr>
+                <w:rFonts w:ascii="Cambria Math" w:eastAsiaTheme="minorEastAsia" w:hAnsi="Cambria Math"/>
+                <w:i/>
+              </w:rPr>
+            </m:ctrlPr>
+          </m:sSupPr>
+          <m:e>
+            <m:r>
+              <w:rPr>
+                <w:rFonts w:ascii="Cambria Math" w:eastAsiaTheme="minorEastAsia" w:hAnsi="Cambria Math"/>
+              </w:rPr>
+              <m:t>f</m:t>
+            </m:r>
+          </m:e>
+          <m:sup>
+            <m:r>
+              <w:rPr>
+                <w:rFonts w:ascii="Cambria Math" w:eastAsiaTheme="minorEastAsia" w:hAnsi="Cambria Math"/>
+              </w:rPr>
+              <m:t>-1</m:t>
+            </m:r>
+          </m:sup>
+        </m:sSup>
+        <m:d>
+          <m:dPr>
+            <m:ctrlPr>
+              <w:rPr>
+                <w:rFonts w:ascii="Cambria Math" w:eastAsiaTheme="minorEastAsia" w:hAnsi="Cambria Math"/>
+                <w:i/>
+              </w:rPr>
+            </m:ctrlPr>
+          </m:dPr>
+          <m:e>
+            <m:r>
+              <w:rPr>
+                <w:rFonts w:ascii="Cambria Math" w:eastAsiaTheme="minorEastAsia" w:hAnsi="Cambria Math"/>
+              </w:rPr>
+              <m:t>2a-3</m:t>
+            </m:r>
+          </m:e>
+        </m:d>
+        <m:r>
+          <w:rPr>
+            <w:rFonts w:ascii="Cambria Math" w:eastAsiaTheme="minorEastAsia" w:hAnsi="Cambria Math"/>
+          </w:rPr>
+          <m:t>=6</m:t>
+        </m:r>
+      </m:oMath>
+      <w:r>
+        <w:rPr>
+          <w:rFonts w:eastAsiaTheme="minorEastAsia"/>
+        </w:rPr>
+        <w:t xml:space="preserve">, </w:t>
+      </w:r>
+      <w:proofErr w:type="spellStart"/>
+      <w:r>
+        <w:rPr>
+          <w:rFonts w:eastAsiaTheme="minorEastAsia"/>
+        </w:rPr>
+        <w:t>tentukan</w:t>
+      </w:r>
+      <w:proofErr w:type="spellEnd"/>
+      <w:r>
+        <w:rPr>
+          <w:rFonts w:eastAsiaTheme="minorEastAsia"/>
+        </w:rPr>
+        <w:t xml:space="preserve"> </w:t>
+      </w:r>
+      <w:proofErr w:type="spellStart"/>
+      <w:r>
+        <w:rPr>
+          <w:rFonts w:eastAsiaTheme="minorEastAsia"/>
+        </w:rPr>
+        <w:t>nilai</w:t>
+      </w:r>
+      <w:proofErr w:type="spellEnd"/>
+      <w:r>
+        <w:rPr>
+          <w:rFonts w:eastAsiaTheme="minorEastAsia"/>
+        </w:rPr>
+        <w:t xml:space="preserve"> 4a</w:t>
+      </w:r>
+      <w:r>
+        <w:rPr>
+          <w:rFonts w:eastAsiaTheme="minorEastAsia"/>
+        </w:rPr>
+        <w:t>!</w:t>
+      </w:r>
+      <w:r>
+        <w:rPr>
+          <w:rFonts w:eastAsiaTheme="minorEastAsia"/>
+        </w:rPr>
+        <w:t xml:space="preserve"> </w:t>
+      </w:r>
+      <w:proofErr w:type="gramStart"/>
+      <w:r>
+        <w:rPr>
+          <w:rFonts w:eastAsiaTheme="minorEastAsia"/>
+          <w:color w:val="4472C4" w:themeColor="accent1"/>
+          <w:sz w:val="20"/>
+          <w:szCs w:val="20"/>
+        </w:rPr>
+        <w:t>UTBK(</w:t>
+      </w:r>
+      <w:proofErr w:type="gramEnd"/>
+      <w:r>
+        <w:rPr>
+          <w:rFonts w:eastAsiaTheme="minorEastAsia"/>
+          <w:color w:val="4472C4" w:themeColor="accent1"/>
+          <w:sz w:val="20"/>
+          <w:szCs w:val="20"/>
+        </w:rPr>
+        <w:t>2023 &amp; 2024)</w:t>
+      </w:r>
+    </w:p>
+    <w:p>
+      <w:pPr>
+        <w:pStyle w:val="ListParagraph"/>
+        <w:numPr>
+          <w:ilvl w:val="0"/>
+          <w:numId w:val="1"/>
+        </w:numPr>
+        <w:jc w:val="both"/>
+      </w:pPr>
+      <w:proofErr w:type="spellStart"/>
+      <w:r>
+        <w:rPr>
+          <w:rFonts w:eastAsiaTheme="minorEastAsia"/>
+        </w:rPr>
+        <w:t>Diketahui</w:t>
+      </w:r>
+      <w:proofErr w:type="spellEnd"/>
+      <w:r>
+        <w:rPr>
+          <w:rFonts w:eastAsiaTheme="minorEastAsia"/>
+        </w:rPr>
+        <w:t xml:space="preserve"> </w:t>
+      </w:r>
+      <w:proofErr w:type="spellStart"/>
+      <w:r>
+        <w:rPr>
+          <w:rFonts w:eastAsiaTheme="minorEastAsia"/>
+        </w:rPr>
+        <w:t>fungsi</w:t>
+      </w:r>
+      <w:proofErr w:type="spellEnd"/>
+      <w:r>
+        <w:rPr>
+          <w:rFonts w:eastAsiaTheme="minorEastAsia"/>
+        </w:rPr>
+        <w:t xml:space="preserve"> </w:t>
+      </w:r>
+      <w:proofErr w:type="spellStart"/>
+      <w:r>
+        <w:rPr>
+          <w:rFonts w:eastAsiaTheme="minorEastAsia"/>
+        </w:rPr>
+        <w:t>pecahan</w:t>
+      </w:r>
+      <w:proofErr w:type="spellEnd"/>
+      <w:r>
+        <w:rPr>
+          <w:rFonts w:eastAsiaTheme="minorEastAsia"/>
+        </w:rPr>
+        <w:t xml:space="preserve"> linear </w:t>
+      </w:r>
+      <m:oMath>
+        <m:r>
+          <w:rPr>
+            <w:rFonts w:ascii="Cambria Math" w:eastAsiaTheme="minorEastAsia" w:hAnsi="Cambria Math"/>
+          </w:rPr>
+          <m:t>f</m:t>
+        </m:r>
+        <m:d>
+          <m:dPr>
+            <m:ctrlPr>
+              <w:rPr>
+                <w:rFonts w:ascii="Cambria Math" w:eastAsiaTheme="minorEastAsia" w:hAnsi="Cambria Math"/>
+                <w:i/>
+              </w:rPr>
+            </m:ctrlPr>
+          </m:dPr>
+          <m:e>
+            <m:r>
+              <w:rPr>
+                <w:rFonts w:ascii="Cambria Math" w:eastAsiaTheme="minorEastAsia" w:hAnsi="Cambria Math"/>
+              </w:rPr>
+              <m:t>x</m:t>
+            </m:r>
+          </m:e>
+        </m:d>
+        <m:r>
+          <w:rPr>
+            <w:rFonts w:ascii="Cambria Math" w:eastAsiaTheme="minorEastAsia" w:hAnsi="Cambria Math"/>
+          </w:rPr>
+          <m:t>=</m:t>
+        </m:r>
+        <m:f>
+          <m:fPr>
+            <m:ctrlPr>
+              <w:rPr>
+                <w:rFonts w:ascii="Cambria Math" w:eastAsiaTheme="minorEastAsia" w:hAnsi="Cambria Math"/>
+                <w:i/>
+              </w:rPr>
+            </m:ctrlPr>
+          </m:fPr>
+          <m:num>
+            <m:r>
+              <w:rPr>
+                <w:rFonts w:ascii="Cambria Math" w:eastAsiaTheme="minorEastAsia" w:hAnsi="Cambria Math"/>
+              </w:rPr>
+              <m:t>5x+3</m:t>
+            </m:r>
+          </m:num>
+          <m:den>
+            <m:r>
+              <w:rPr>
+                <w:rFonts w:ascii="Cambria Math" w:eastAsiaTheme="minorEastAsia" w:hAnsi="Cambria Math"/>
+              </w:rPr>
+              <m:t>2x-1</m:t>
+            </m:r>
+          </m:den>
+        </m:f>
+      </m:oMath>
+      <w:r>
+        <w:rPr>
+          <w:rFonts w:eastAsiaTheme="minorEastAsia"/>
+        </w:rPr>
+        <w:t xml:space="preserve"> </w:t>
+      </w:r>
+      <w:proofErr w:type="spellStart"/>
+      <w:r>
+        <w:rPr>
+          <w:rFonts w:eastAsiaTheme="minorEastAsia"/>
+        </w:rPr>
+        <w:t>dengan</w:t>
+      </w:r>
+      <w:proofErr w:type="spellEnd"/>
+      <w:r>
+        <w:rPr>
+          <w:rFonts w:eastAsiaTheme="minorEastAsia"/>
+        </w:rPr>
+        <w:t xml:space="preserve"> </w:t>
+      </w:r>
+      <w:proofErr w:type="spellStart"/>
+      <w:r>
+        <w:rPr>
+          <w:rFonts w:eastAsiaTheme="minorEastAsia"/>
+        </w:rPr>
+        <w:t>syarat</w:t>
+      </w:r>
+      <w:proofErr w:type="spellEnd"/>
+      <w:r>
+        <w:rPr>
+          <w:rFonts w:eastAsiaTheme="minorEastAsia"/>
+        </w:rPr>
+        <w:t xml:space="preserve"> </w:t>
+      </w:r>
+      <m:oMath>
+        <m:r>
+          <w:rPr>
+            <w:rFonts w:ascii="Cambria Math" w:eastAsiaTheme="minorEastAsia" w:hAnsi="Cambria Math"/>
+          </w:rPr>
+          <m:t>x≠</m:t>
+        </m:r>
+        <m:f>
+          <m:fPr>
+            <m:ctrlPr>
+              <w:rPr>
+                <w:rFonts w:ascii="Cambria Math" w:eastAsiaTheme="minorEastAsia" w:hAnsi="Cambria Math"/>
+                <w:i/>
+              </w:rPr>
+            </m:ctrlPr>
+          </m:fPr>
+          <m:num>
+            <m:r>
+              <w:rPr>
+                <w:rFonts w:ascii="Cambria Math" w:eastAsiaTheme="minorEastAsia" w:hAnsi="Cambria Math"/>
+              </w:rPr>
+              <m:t>1</m:t>
+            </m:r>
+          </m:num>
+          <m:den>
+            <m:r>
+              <w:rPr>
+                <w:rFonts w:ascii="Cambria Math" w:eastAsiaTheme="minorEastAsia" w:hAnsi="Cambria Math"/>
+              </w:rPr>
+              <m:t>2</m:t>
+            </m:r>
+          </m:den>
+        </m:f>
+      </m:oMath>
+    </w:p>
+    <w:p>
+      <w:pPr>
+        <w:pStyle w:val="ListParagraph"/>
+        <w:numPr>
+          <w:ilvl w:val="0"/>
+          <w:numId w:val="2"/>
+        </w:numPr>
+        <w:jc w:val="both"/>
+      </w:pPr>
+      <w:proofErr w:type="spellStart"/>
+      <w:r>
+        <w:rPr>
+          <w:rFonts w:eastAsiaTheme="minorEastAsia"/>
+        </w:rPr>
+        <w:t>Tentukan</w:t>
+      </w:r>
+      <w:proofErr w:type="spellEnd"/>
+      <w:r>
+        <w:rPr>
+          <w:rFonts w:eastAsiaTheme="minorEastAsia"/>
+        </w:rPr>
+        <w:t xml:space="preserve"> </w:t>
+      </w:r>
+      <w:proofErr w:type="spellStart"/>
+      <w:r>
+        <w:rPr>
+          <w:rFonts w:eastAsiaTheme="minorEastAsia"/>
+        </w:rPr>
+        <w:t>rumus</w:t>
+      </w:r>
+      <w:proofErr w:type="spellEnd"/>
+      <w:r>
+        <w:rPr>
+          <w:rFonts w:eastAsiaTheme="minorEastAsia"/>
+        </w:rPr>
+        <w:t xml:space="preserve"> </w:t>
+      </w:r>
+      <w:proofErr w:type="spellStart"/>
+      <w:r>
+        <w:rPr>
+          <w:rFonts w:eastAsiaTheme="minorEastAsia"/>
+        </w:rPr>
+        <w:t>fungsi</w:t>
+      </w:r>
+      <w:proofErr w:type="spellEnd"/>
+      <w:r>
+        <w:rPr>
+          <w:rFonts w:eastAsiaTheme="minorEastAsia"/>
+        </w:rPr>
+        <w:t xml:space="preserve"> invers </w:t>
+      </w:r>
+      <m:oMath>
+        <m:sSup>
+          <m:sSupPr>
+            <m:ctrlPr>
+              <w:rPr>
+                <w:rFonts w:ascii="Cambria Math" w:eastAsiaTheme="minorEastAsia" w:hAnsi="Cambria Math"/>
+                <w:i/>
+              </w:rPr>
+            </m:ctrlPr>
+          </m:sSupPr>
+          <m:e>
+            <m:r>
+              <w:rPr>
+                <w:rFonts w:ascii="Cambria Math" w:eastAsiaTheme="minorEastAsia" w:hAnsi="Cambria Math"/>
+              </w:rPr>
+              <m:t>f</m:t>
+            </m:r>
+          </m:e>
+          <m:sup>
+            <m:r>
+              <w:rPr>
+                <w:rFonts w:ascii="Cambria Math" w:eastAsiaTheme="minorEastAsia" w:hAnsi="Cambria Math"/>
+              </w:rPr>
+              <m:t>-1</m:t>
+            </m:r>
+          </m:sup>
+        </m:sSup>
+        <m:r>
+          <w:rPr>
+            <w:rFonts w:ascii="Cambria Math" w:eastAsiaTheme="minorEastAsia" w:hAnsi="Cambria Math"/>
+          </w:rPr>
+          <m:t>(x)</m:t>
+        </m:r>
+      </m:oMath>
+    </w:p>
+    <w:p>
+      <w:pPr>
+        <w:pStyle w:val="ListParagraph"/>
+        <w:numPr>
+          <w:ilvl w:val="0"/>
+          <w:numId w:val="2"/>
+        </w:numPr>
+        <w:jc w:val="both"/>
+      </w:pPr>
+      <w:proofErr w:type="spellStart"/>
+      <w:r>
+        <w:rPr>
+          <w:rFonts w:eastAsiaTheme="minorEastAsia"/>
+        </w:rPr>
+        <w:t>Hitunglah</w:t>
+      </w:r>
+      <w:proofErr w:type="spellEnd"/>
+      <w:r>
+        <w:rPr>
+          <w:rFonts w:eastAsiaTheme="minorEastAsia"/>
+        </w:rPr>
+        <w:t xml:space="preserve"> </w:t>
+      </w:r>
+      <w:proofErr w:type="spellStart"/>
+      <w:r>
+        <w:rPr>
+          <w:rFonts w:eastAsiaTheme="minorEastAsia"/>
+        </w:rPr>
+        <w:t>nilai</w:t>
+      </w:r>
+      <w:proofErr w:type="spellEnd"/>
+      <w:r>
+        <w:rPr>
+          <w:rFonts w:eastAsiaTheme="minorEastAsia"/>
+        </w:rPr>
+        <w:t xml:space="preserve"> </w:t>
+      </w:r>
+      <w:proofErr w:type="spellStart"/>
+      <w:r>
+        <w:rPr>
+          <w:rFonts w:eastAsiaTheme="minorEastAsia"/>
+        </w:rPr>
+        <w:t>dari</w:t>
+      </w:r>
+      <w:proofErr w:type="spellEnd"/>
+      <w:r>
+        <w:rPr>
+          <w:rFonts w:eastAsiaTheme="minorEastAsia"/>
+        </w:rPr>
+        <w:t xml:space="preserve"> </w:t>
+      </w:r>
+      <m:oMath>
+        <m:sSup>
+          <m:sSupPr>
+            <m:ctrlPr>
+              <w:rPr>
+                <w:rFonts w:ascii="Cambria Math" w:eastAsiaTheme="minorEastAsia" w:hAnsi="Cambria Math"/>
+                <w:i/>
+              </w:rPr>
+            </m:ctrlPr>
+          </m:sSupPr>
+          <m:e>
+            <m:r>
+              <w:rPr>
+                <w:rFonts w:ascii="Cambria Math" w:eastAsiaTheme="minorEastAsia" w:hAnsi="Cambria Math"/>
+              </w:rPr>
+              <m:t>f</m:t>
+            </m:r>
+          </m:e>
+          <m:sup>
+            <m:r>
+              <w:rPr>
+                <w:rFonts w:ascii="Cambria Math" w:eastAsiaTheme="minorEastAsia" w:hAnsi="Cambria Math"/>
+              </w:rPr>
+              <m:t>-1</m:t>
+            </m:r>
+          </m:sup>
+        </m:sSup>
+        <m:d>
+          <m:dPr>
+            <m:ctrlPr>
+              <w:rPr>
+                <w:rFonts w:ascii="Cambria Math" w:eastAsiaTheme="minorEastAsia" w:hAnsi="Cambria Math"/>
+                <w:i/>
+              </w:rPr>
+            </m:ctrlPr>
+          </m:dPr>
+          <m:e>
+            <m:r>
+              <w:rPr>
+                <w:rFonts w:ascii="Cambria Math" w:eastAsiaTheme="minorEastAsia" w:hAnsi="Cambria Math"/>
+              </w:rPr>
+              <m:t>2</m:t>
+            </m:r>
+          </m:e>
+        </m:d>
+        <m:r>
+          <w:rPr>
+            <w:rFonts w:ascii="Cambria Math" w:eastAsiaTheme="minorEastAsia" w:hAnsi="Cambria Math"/>
+          </w:rPr>
+          <m:t>.</m:t>
+        </m:r>
+      </m:oMath>
+    </w:p>
+    <w:p>
+      <w:pPr>
+        <w:pStyle w:val="ListParagraph"/>
+        <w:numPr>
+          <w:ilvl w:val="0"/>
+          <w:numId w:val="1"/>
+        </w:numPr>
+        <w:jc w:val="both"/>
+      </w:pPr>
+      <w:r>
+        <w:t xml:space="preserve">Dua </w:t>
+      </w:r>
+      <w:proofErr w:type="spellStart"/>
+      <w:r>
+        <w:t>buah</w:t>
+      </w:r>
+      <w:proofErr w:type="spellEnd"/>
+      <w:r>
+        <w:t xml:space="preserve"> </w:t>
+      </w:r>
+      <w:proofErr w:type="spellStart"/>
+      <w:r>
+        <w:t>fungsi</w:t>
+      </w:r>
+      <w:proofErr w:type="spellEnd"/>
+      <w:r>
+        <w:t xml:space="preserve"> di </w:t>
+      </w:r>
+      <w:proofErr w:type="spellStart"/>
+      <w:r>
+        <w:t>definisikan</w:t>
+      </w:r>
+      <w:proofErr w:type="spellEnd"/>
+      <w:r>
+        <w:t xml:space="preserve"> </w:t>
+      </w:r>
+      <w:proofErr w:type="spellStart"/>
+      <w:r>
+        <w:t>sebagai</w:t>
+      </w:r>
+      <w:proofErr w:type="spellEnd"/>
+      <w:r>
+        <w:t xml:space="preserve"> f(x)=3x+4 dan g(x)=</w:t>
+      </w:r>
+      <m:oMath>
+        <m:f>
+          <m:fPr>
+            <m:ctrlPr>
+              <w:rPr>
+                <w:rFonts w:ascii="Cambria Math" w:hAnsi="Cambria Math"/>
+                <w:i/>
+              </w:rPr>
+            </m:ctrlPr>
+          </m:fPr>
+          <m:num>
+            <m:r>
+              <w:rPr>
+                <w:rFonts w:ascii="Cambria Math" w:hAnsi="Cambria Math"/>
+              </w:rPr>
+              <m:t>x-1</m:t>
+            </m:r>
+          </m:num>
+          <m:den>
+            <m:r>
+              <w:rPr>
+                <w:rFonts w:ascii="Cambria Math" w:hAnsi="Cambria Math"/>
+              </w:rPr>
+              <m:t>2x+3</m:t>
+            </m:r>
+          </m:den>
+        </m:f>
+        <m:r>
+          <w:rPr>
+            <w:rFonts w:ascii="Cambria Math" w:hAnsi="Cambria Math"/>
+          </w:rPr>
+          <m:t>, x≠</m:t>
+        </m:r>
+        <m:f>
+          <m:fPr>
+            <m:ctrlPr>
+              <w:rPr>
+                <w:rFonts w:ascii="Cambria Math" w:hAnsi="Cambria Math"/>
+                <w:i/>
+              </w:rPr>
+            </m:ctrlPr>
+          </m:fPr>
+          <m:num>
+            <m:r>
+              <w:rPr>
+                <w:rFonts w:ascii="Cambria Math" w:hAnsi="Cambria Math"/>
+              </w:rPr>
+              <m:t>-3</m:t>
+            </m:r>
+          </m:num>
+          <m:den>
+            <m:r>
+              <w:rPr>
+                <w:rFonts w:ascii="Cambria Math" w:hAnsi="Cambria Math"/>
+              </w:rPr>
+              <m:t>2</m:t>
+            </m:r>
+          </m:den>
+        </m:f>
+      </m:oMath>
+      <w:r>
+        <w:rPr>
+          <w:rFonts w:eastAsiaTheme="minorEastAsia"/>
+        </w:rPr>
+        <w:t xml:space="preserve"> </w:t>
+      </w:r>
+      <w:proofErr w:type="spellStart"/>
+      <w:r>
+        <w:rPr>
+          <w:rFonts w:eastAsiaTheme="minorEastAsia"/>
+        </w:rPr>
+        <w:t>tentukan</w:t>
+      </w:r>
+      <w:proofErr w:type="spellEnd"/>
+      <w:r>
+        <w:rPr>
+          <w:rFonts w:eastAsiaTheme="minorEastAsia"/>
+        </w:rPr>
+        <w:t xml:space="preserve"> </w:t>
+      </w:r>
+      <w:proofErr w:type="spellStart"/>
+      <w:r>
+        <w:rPr>
+          <w:rFonts w:eastAsiaTheme="minorEastAsia"/>
+        </w:rPr>
+        <w:t>rumus</w:t>
+      </w:r>
+      <w:proofErr w:type="spellEnd"/>
+      <w:r>
+        <w:rPr>
+          <w:rFonts w:eastAsiaTheme="minorEastAsia"/>
+        </w:rPr>
+        <w:t xml:space="preserve"> </w:t>
+      </w:r>
+      <w:proofErr w:type="spellStart"/>
+      <w:r>
+        <w:rPr>
+          <w:rFonts w:eastAsiaTheme="minorEastAsia"/>
+        </w:rPr>
+        <w:t>untuk</w:t>
+      </w:r>
+      <w:proofErr w:type="spellEnd"/>
+      <w:r>
+        <w:rPr>
+          <w:rFonts w:eastAsiaTheme="minorEastAsia"/>
+        </w:rPr>
+        <w:t xml:space="preserve"> </w:t>
+      </w:r>
+      <w:proofErr w:type="spellStart"/>
+      <w:r>
+        <w:rPr>
+          <w:rFonts w:eastAsiaTheme="minorEastAsia"/>
+        </w:rPr>
+        <w:t>fungsi</w:t>
+      </w:r>
+      <w:proofErr w:type="spellEnd"/>
+      <w:r>
+        <w:rPr>
+          <w:rFonts w:eastAsiaTheme="minorEastAsia"/>
+        </w:rPr>
+        <w:t xml:space="preserve"> invers </w:t>
+      </w:r>
+      <w:proofErr w:type="spellStart"/>
+      <w:r>
+        <w:rPr>
+          <w:rFonts w:eastAsiaTheme="minorEastAsia"/>
+        </w:rPr>
+        <w:t>gabungan</w:t>
+      </w:r>
+      <w:proofErr w:type="spellEnd"/>
+      <w:r>
+        <w:rPr>
+          <w:rFonts w:eastAsiaTheme="minorEastAsia"/>
+        </w:rPr>
+        <w:t xml:space="preserve"> (</w:t>
+      </w:r>
+      <m:oMath>
+        <m:r>
+          <w:rPr>
+            <w:rFonts w:ascii="Cambria Math" w:eastAsiaTheme="minorEastAsia" w:hAnsi="Cambria Math"/>
+          </w:rPr>
+          <m:t>gof</m:t>
+        </m:r>
+        <m:sSup>
+          <m:sSupPr>
+            <m:ctrlPr>
+              <w:rPr>
+                <w:rFonts w:ascii="Cambria Math" w:eastAsiaTheme="minorEastAsia" w:hAnsi="Cambria Math"/>
+                <w:i/>
+              </w:rPr>
+            </m:ctrlPr>
+          </m:sSupPr>
+          <m:e>
+            <m:r>
+              <w:rPr>
+                <w:rFonts w:ascii="Cambria Math" w:eastAsiaTheme="minorEastAsia" w:hAnsi="Cambria Math"/>
+              </w:rPr>
+              <m:t>)</m:t>
+            </m:r>
+          </m:e>
+          <m:sup>
+            <m:r>
+              <w:rPr>
+                <w:rFonts w:ascii="Cambria Math" w:eastAsiaTheme="minorEastAsia" w:hAnsi="Cambria Math"/>
+              </w:rPr>
+              <m:t>-1</m:t>
+            </m:r>
+          </m:sup>
+        </m:sSup>
         <m:d>
           <m:dPr>
             <m:ctrlPr>
@@ -451,831 +1258,6 @@
       </w:pPr>
       <w:proofErr w:type="spellStart"/>
       <w:r>
-        <w:rPr>
-          <w:rFonts w:eastAsiaTheme="minorEastAsia"/>
-        </w:rPr>
-        <w:t>Diketahui</w:t>
-      </w:r>
-      <w:proofErr w:type="spellEnd"/>
-      <w:r>
-        <w:rPr>
-          <w:rFonts w:eastAsiaTheme="minorEastAsia"/>
-        </w:rPr>
-        <w:t xml:space="preserve"> </w:t>
-      </w:r>
-      <w:proofErr w:type="spellStart"/>
-      <w:r>
-        <w:rPr>
-          <w:rFonts w:eastAsiaTheme="minorEastAsia"/>
-        </w:rPr>
-        <w:t>rumus</w:t>
-      </w:r>
-      <w:proofErr w:type="spellEnd"/>
-      <w:r>
-        <w:rPr>
-          <w:rFonts w:eastAsiaTheme="minorEastAsia"/>
-        </w:rPr>
-        <w:t xml:space="preserve"> </w:t>
-      </w:r>
-      <w:proofErr w:type="spellStart"/>
-      <w:r>
-        <w:rPr>
-          <w:rFonts w:eastAsiaTheme="minorEastAsia"/>
-        </w:rPr>
-        <w:t>fungsi</w:t>
-      </w:r>
-      <w:proofErr w:type="spellEnd"/>
-      <w:r>
-        <w:rPr>
-          <w:rFonts w:eastAsiaTheme="minorEastAsia"/>
-        </w:rPr>
-        <w:t xml:space="preserve"> </w:t>
-      </w:r>
-      <w:proofErr w:type="spellStart"/>
-      <w:r>
-        <w:rPr>
-          <w:rFonts w:eastAsiaTheme="minorEastAsia"/>
-        </w:rPr>
-        <w:t>komposisi</w:t>
-      </w:r>
-      <w:proofErr w:type="spellEnd"/>
-      <w:r>
-        <w:rPr>
-          <w:rFonts w:eastAsiaTheme="minorEastAsia"/>
-        </w:rPr>
-        <w:t xml:space="preserve"> </w:t>
-      </w:r>
-      <m:oMath>
-        <m:d>
-          <m:dPr>
-            <m:ctrlPr>
-              <w:rPr>
-                <w:rFonts w:ascii="Cambria Math" w:eastAsiaTheme="minorEastAsia" w:hAnsi="Cambria Math"/>
-                <w:i/>
-              </w:rPr>
-            </m:ctrlPr>
-          </m:dPr>
-          <m:e>
-            <m:r>
-              <w:rPr>
-                <w:rFonts w:ascii="Cambria Math" w:eastAsiaTheme="minorEastAsia" w:hAnsi="Cambria Math"/>
-              </w:rPr>
-              <m:t>gof</m:t>
-            </m:r>
-          </m:e>
-        </m:d>
-        <m:d>
-          <m:dPr>
-            <m:ctrlPr>
-              <w:rPr>
-                <w:rFonts w:ascii="Cambria Math" w:eastAsiaTheme="minorEastAsia" w:hAnsi="Cambria Math"/>
-                <w:i/>
-              </w:rPr>
-            </m:ctrlPr>
-          </m:dPr>
-          <m:e>
-            <m:r>
-              <w:rPr>
-                <w:rFonts w:ascii="Cambria Math" w:eastAsiaTheme="minorEastAsia" w:hAnsi="Cambria Math"/>
-              </w:rPr>
-              <m:t>x</m:t>
-            </m:r>
-          </m:e>
-        </m:d>
-        <m:r>
-          <w:rPr>
-            <w:rFonts w:ascii="Cambria Math" w:eastAsiaTheme="minorEastAsia" w:hAnsi="Cambria Math"/>
-          </w:rPr>
-          <m:t>=</m:t>
-        </m:r>
-        <m:sSup>
-          <m:sSupPr>
-            <m:ctrlPr>
-              <w:rPr>
-                <w:rFonts w:ascii="Cambria Math" w:eastAsiaTheme="minorEastAsia" w:hAnsi="Cambria Math"/>
-                <w:i/>
-              </w:rPr>
-            </m:ctrlPr>
-          </m:sSupPr>
-          <m:e>
-            <m:r>
-              <w:rPr>
-                <w:rFonts w:ascii="Cambria Math" w:eastAsiaTheme="minorEastAsia" w:hAnsi="Cambria Math"/>
-              </w:rPr>
-              <m:t>4x</m:t>
-            </m:r>
-          </m:e>
-          <m:sup>
-            <m:r>
-              <w:rPr>
-                <w:rFonts w:ascii="Cambria Math" w:eastAsiaTheme="minorEastAsia" w:hAnsi="Cambria Math"/>
-              </w:rPr>
-              <m:t>2</m:t>
-            </m:r>
-          </m:sup>
-        </m:sSup>
-        <m:r>
-          <w:rPr>
-            <w:rFonts w:ascii="Cambria Math" w:eastAsiaTheme="minorEastAsia" w:hAnsi="Cambria Math"/>
-          </w:rPr>
-          <m:t xml:space="preserve">+12x+7. </m:t>
-        </m:r>
-      </m:oMath>
-      <w:r>
-        <w:rPr>
-          <w:rFonts w:eastAsiaTheme="minorEastAsia"/>
-        </w:rPr>
-        <w:t xml:space="preserve"> Jika </w:t>
-      </w:r>
-      <w:proofErr w:type="spellStart"/>
-      <w:r>
-        <w:rPr>
-          <w:rFonts w:eastAsiaTheme="minorEastAsia"/>
-        </w:rPr>
-        <w:t>fungsi</w:t>
-      </w:r>
-      <w:proofErr w:type="spellEnd"/>
-      <w:r>
-        <w:rPr>
-          <w:rFonts w:eastAsiaTheme="minorEastAsia"/>
-        </w:rPr>
-        <w:t xml:space="preserve"> f(x)=2x+3, </w:t>
-      </w:r>
-      <w:proofErr w:type="spellStart"/>
-      <w:r>
-        <w:rPr>
-          <w:rFonts w:eastAsiaTheme="minorEastAsia"/>
-        </w:rPr>
-        <w:t>tentukan</w:t>
-      </w:r>
-      <w:proofErr w:type="spellEnd"/>
-      <w:r>
-        <w:rPr>
-          <w:rFonts w:eastAsiaTheme="minorEastAsia"/>
-        </w:rPr>
-        <w:t xml:space="preserve"> </w:t>
-      </w:r>
-      <w:proofErr w:type="spellStart"/>
-      <w:r>
-        <w:rPr>
-          <w:rFonts w:eastAsiaTheme="minorEastAsia"/>
-        </w:rPr>
-        <w:t>untuk</w:t>
-      </w:r>
-      <w:proofErr w:type="spellEnd"/>
-      <w:r>
-        <w:rPr>
-          <w:rFonts w:eastAsiaTheme="minorEastAsia"/>
-        </w:rPr>
-        <w:t xml:space="preserve"> </w:t>
-      </w:r>
-      <w:proofErr w:type="spellStart"/>
-      <w:r>
-        <w:rPr>
-          <w:rFonts w:eastAsiaTheme="minorEastAsia"/>
-        </w:rPr>
-        <w:t>rumus</w:t>
-      </w:r>
-      <w:proofErr w:type="spellEnd"/>
-      <w:r>
-        <w:rPr>
-          <w:rFonts w:eastAsiaTheme="minorEastAsia"/>
-        </w:rPr>
-        <w:t xml:space="preserve"> </w:t>
-      </w:r>
-      <w:proofErr w:type="spellStart"/>
-      <w:r>
-        <w:rPr>
-          <w:rFonts w:eastAsiaTheme="minorEastAsia"/>
-        </w:rPr>
-        <w:t>fungsi</w:t>
-      </w:r>
-      <w:proofErr w:type="spellEnd"/>
-      <w:r>
-        <w:rPr>
-          <w:rFonts w:eastAsiaTheme="minorEastAsia"/>
-        </w:rPr>
-        <w:t xml:space="preserve"> g(x)!</w:t>
-      </w:r>
-    </w:p>
-    <w:p>
-      <w:pPr>
-        <w:pStyle w:val="ListParagraph"/>
-        <w:numPr>
-          <w:ilvl w:val="0"/>
-          <w:numId w:val="1"/>
-        </w:numPr>
-        <w:jc w:val="both"/>
-      </w:pPr>
-      <w:proofErr w:type="spellStart"/>
-      <w:r>
-        <w:rPr>
-          <w:rFonts w:eastAsiaTheme="minorEastAsia"/>
-        </w:rPr>
-        <w:t>Diketahui</w:t>
-      </w:r>
-      <w:proofErr w:type="spellEnd"/>
-      <w:r>
-        <w:rPr>
-          <w:rFonts w:eastAsiaTheme="minorEastAsia"/>
-        </w:rPr>
-        <w:t xml:space="preserve"> </w:t>
-      </w:r>
-      <w:proofErr w:type="spellStart"/>
-      <w:r>
-        <w:rPr>
-          <w:rFonts w:eastAsiaTheme="minorEastAsia"/>
-        </w:rPr>
-        <w:t>fungsi</w:t>
-      </w:r>
-      <w:proofErr w:type="spellEnd"/>
-      <w:r>
-        <w:rPr>
-          <w:rFonts w:eastAsiaTheme="minorEastAsia"/>
-        </w:rPr>
-        <w:t xml:space="preserve"> </w:t>
-      </w:r>
-      <w:proofErr w:type="spellStart"/>
-      <w:r>
-        <w:rPr>
-          <w:rFonts w:eastAsiaTheme="minorEastAsia"/>
-        </w:rPr>
-        <w:t>pecahan</w:t>
-      </w:r>
-      <w:proofErr w:type="spellEnd"/>
-      <w:r>
-        <w:rPr>
-          <w:rFonts w:eastAsiaTheme="minorEastAsia"/>
-        </w:rPr>
-        <w:t xml:space="preserve"> linear </w:t>
-      </w:r>
-      <m:oMath>
-        <m:r>
-          <w:rPr>
-            <w:rFonts w:ascii="Cambria Math" w:eastAsiaTheme="minorEastAsia" w:hAnsi="Cambria Math"/>
-          </w:rPr>
-          <m:t>f</m:t>
-        </m:r>
-        <m:d>
-          <m:dPr>
-            <m:ctrlPr>
-              <w:rPr>
-                <w:rFonts w:ascii="Cambria Math" w:eastAsiaTheme="minorEastAsia" w:hAnsi="Cambria Math"/>
-                <w:i/>
-              </w:rPr>
-            </m:ctrlPr>
-          </m:dPr>
-          <m:e>
-            <m:r>
-              <w:rPr>
-                <w:rFonts w:ascii="Cambria Math" w:eastAsiaTheme="minorEastAsia" w:hAnsi="Cambria Math"/>
-              </w:rPr>
-              <m:t>x</m:t>
-            </m:r>
-          </m:e>
-        </m:d>
-        <m:r>
-          <w:rPr>
-            <w:rFonts w:ascii="Cambria Math" w:eastAsiaTheme="minorEastAsia" w:hAnsi="Cambria Math"/>
-          </w:rPr>
-          <m:t>=</m:t>
-        </m:r>
-        <m:f>
-          <m:fPr>
-            <m:ctrlPr>
-              <w:rPr>
-                <w:rFonts w:ascii="Cambria Math" w:eastAsiaTheme="minorEastAsia" w:hAnsi="Cambria Math"/>
-                <w:i/>
-              </w:rPr>
-            </m:ctrlPr>
-          </m:fPr>
-          <m:num>
-            <m:r>
-              <w:rPr>
-                <w:rFonts w:ascii="Cambria Math" w:eastAsiaTheme="minorEastAsia" w:hAnsi="Cambria Math"/>
-              </w:rPr>
-              <m:t>5x+3</m:t>
-            </m:r>
-          </m:num>
-          <m:den>
-            <m:r>
-              <w:rPr>
-                <w:rFonts w:ascii="Cambria Math" w:eastAsiaTheme="minorEastAsia" w:hAnsi="Cambria Math"/>
-              </w:rPr>
-              <m:t>2x-1</m:t>
-            </m:r>
-          </m:den>
-        </m:f>
-      </m:oMath>
-      <w:r>
-        <w:rPr>
-          <w:rFonts w:eastAsiaTheme="minorEastAsia"/>
-        </w:rPr>
-        <w:t xml:space="preserve"> </w:t>
-      </w:r>
-      <w:proofErr w:type="spellStart"/>
-      <w:r>
-        <w:rPr>
-          <w:rFonts w:eastAsiaTheme="minorEastAsia"/>
-        </w:rPr>
-        <w:t>dengan</w:t>
-      </w:r>
-      <w:proofErr w:type="spellEnd"/>
-      <w:r>
-        <w:rPr>
-          <w:rFonts w:eastAsiaTheme="minorEastAsia"/>
-        </w:rPr>
-        <w:t xml:space="preserve"> </w:t>
-      </w:r>
-      <w:proofErr w:type="spellStart"/>
-      <w:r>
-        <w:rPr>
-          <w:rFonts w:eastAsiaTheme="minorEastAsia"/>
-        </w:rPr>
-        <w:t>syarat</w:t>
-      </w:r>
-      <w:proofErr w:type="spellEnd"/>
-      <w:r>
-        <w:rPr>
-          <w:rFonts w:eastAsiaTheme="minorEastAsia"/>
-        </w:rPr>
-        <w:t xml:space="preserve"> </w:t>
-      </w:r>
-      <m:oMath>
-        <m:r>
-          <w:rPr>
-            <w:rFonts w:ascii="Cambria Math" w:eastAsiaTheme="minorEastAsia" w:hAnsi="Cambria Math"/>
-          </w:rPr>
-          <m:t>x≠</m:t>
-        </m:r>
-        <m:f>
-          <m:fPr>
-            <m:ctrlPr>
-              <w:rPr>
-                <w:rFonts w:ascii="Cambria Math" w:eastAsiaTheme="minorEastAsia" w:hAnsi="Cambria Math"/>
-                <w:i/>
-              </w:rPr>
-            </m:ctrlPr>
-          </m:fPr>
-          <m:num>
-            <m:r>
-              <w:rPr>
-                <w:rFonts w:ascii="Cambria Math" w:eastAsiaTheme="minorEastAsia" w:hAnsi="Cambria Math"/>
-              </w:rPr>
-              <m:t>1</m:t>
-            </m:r>
-          </m:num>
-          <m:den>
-            <m:r>
-              <w:rPr>
-                <w:rFonts w:ascii="Cambria Math" w:eastAsiaTheme="minorEastAsia" w:hAnsi="Cambria Math"/>
-              </w:rPr>
-              <m:t>2</m:t>
-            </m:r>
-          </m:den>
-        </m:f>
-      </m:oMath>
-    </w:p>
-    <w:p>
-      <w:pPr>
-        <w:pStyle w:val="ListParagraph"/>
-        <w:numPr>
-          <w:ilvl w:val="0"/>
-          <w:numId w:val="2"/>
-        </w:numPr>
-        <w:jc w:val="both"/>
-      </w:pPr>
-      <w:proofErr w:type="spellStart"/>
-      <w:r>
-        <w:rPr>
-          <w:rFonts w:eastAsiaTheme="minorEastAsia"/>
-        </w:rPr>
-        <w:t>Tentukan</w:t>
-      </w:r>
-      <w:proofErr w:type="spellEnd"/>
-      <w:r>
-        <w:rPr>
-          <w:rFonts w:eastAsiaTheme="minorEastAsia"/>
-        </w:rPr>
-        <w:t xml:space="preserve"> </w:t>
-      </w:r>
-      <w:proofErr w:type="spellStart"/>
-      <w:r>
-        <w:rPr>
-          <w:rFonts w:eastAsiaTheme="minorEastAsia"/>
-        </w:rPr>
-        <w:t>rumus</w:t>
-      </w:r>
-      <w:proofErr w:type="spellEnd"/>
-      <w:r>
-        <w:rPr>
-          <w:rFonts w:eastAsiaTheme="minorEastAsia"/>
-        </w:rPr>
-        <w:t xml:space="preserve"> </w:t>
-      </w:r>
-      <w:proofErr w:type="spellStart"/>
-      <w:r>
-        <w:rPr>
-          <w:rFonts w:eastAsiaTheme="minorEastAsia"/>
-        </w:rPr>
-        <w:t>fungsi</w:t>
-      </w:r>
-      <w:proofErr w:type="spellEnd"/>
-      <w:r>
-        <w:rPr>
-          <w:rFonts w:eastAsiaTheme="minorEastAsia"/>
-        </w:rPr>
-        <w:t xml:space="preserve"> invers </w:t>
-      </w:r>
-      <m:oMath>
-        <m:sSup>
-          <m:sSupPr>
-            <m:ctrlPr>
-              <w:rPr>
-                <w:rFonts w:ascii="Cambria Math" w:eastAsiaTheme="minorEastAsia" w:hAnsi="Cambria Math"/>
-                <w:i/>
-              </w:rPr>
-            </m:ctrlPr>
-          </m:sSupPr>
-          <m:e>
-            <m:r>
-              <w:rPr>
-                <w:rFonts w:ascii="Cambria Math" w:eastAsiaTheme="minorEastAsia" w:hAnsi="Cambria Math"/>
-              </w:rPr>
-              <m:t>f</m:t>
-            </m:r>
-          </m:e>
-          <m:sup>
-            <m:r>
-              <w:rPr>
-                <w:rFonts w:ascii="Cambria Math" w:eastAsiaTheme="minorEastAsia" w:hAnsi="Cambria Math"/>
-              </w:rPr>
-              <m:t>-1</m:t>
-            </m:r>
-          </m:sup>
-        </m:sSup>
-        <m:r>
-          <w:rPr>
-            <w:rFonts w:ascii="Cambria Math" w:eastAsiaTheme="minorEastAsia" w:hAnsi="Cambria Math"/>
-          </w:rPr>
-          <m:t>(x)</m:t>
-        </m:r>
-      </m:oMath>
-    </w:p>
-    <w:p>
-      <w:pPr>
-        <w:pStyle w:val="ListParagraph"/>
-        <w:numPr>
-          <w:ilvl w:val="0"/>
-          <w:numId w:val="2"/>
-        </w:numPr>
-        <w:jc w:val="both"/>
-      </w:pPr>
-      <w:proofErr w:type="spellStart"/>
-      <w:r>
-        <w:rPr>
-          <w:rFonts w:eastAsiaTheme="minorEastAsia"/>
-        </w:rPr>
-        <w:t>Hitunglah</w:t>
-      </w:r>
-      <w:proofErr w:type="spellEnd"/>
-      <w:r>
-        <w:rPr>
-          <w:rFonts w:eastAsiaTheme="minorEastAsia"/>
-        </w:rPr>
-        <w:t xml:space="preserve"> </w:t>
-      </w:r>
-      <w:proofErr w:type="spellStart"/>
-      <w:r>
-        <w:rPr>
-          <w:rFonts w:eastAsiaTheme="minorEastAsia"/>
-        </w:rPr>
-        <w:t>nilai</w:t>
-      </w:r>
-      <w:proofErr w:type="spellEnd"/>
-      <w:r>
-        <w:rPr>
-          <w:rFonts w:eastAsiaTheme="minorEastAsia"/>
-        </w:rPr>
-        <w:t xml:space="preserve"> </w:t>
-      </w:r>
-      <w:proofErr w:type="spellStart"/>
-      <w:r>
-        <w:rPr>
-          <w:rFonts w:eastAsiaTheme="minorEastAsia"/>
-        </w:rPr>
-        <w:t>dari</w:t>
-      </w:r>
-      <w:proofErr w:type="spellEnd"/>
-      <w:r>
-        <w:rPr>
-          <w:rFonts w:eastAsiaTheme="minorEastAsia"/>
-        </w:rPr>
-        <w:t xml:space="preserve"> </w:t>
-      </w:r>
-      <m:oMath>
-        <m:sSup>
-          <m:sSupPr>
-            <m:ctrlPr>
-              <w:rPr>
-                <w:rFonts w:ascii="Cambria Math" w:eastAsiaTheme="minorEastAsia" w:hAnsi="Cambria Math"/>
-                <w:i/>
-              </w:rPr>
-            </m:ctrlPr>
-          </m:sSupPr>
-          <m:e>
-            <m:r>
-              <w:rPr>
-                <w:rFonts w:ascii="Cambria Math" w:eastAsiaTheme="minorEastAsia" w:hAnsi="Cambria Math"/>
-              </w:rPr>
-              <m:t>f</m:t>
-            </m:r>
-          </m:e>
-          <m:sup>
-            <m:r>
-              <w:rPr>
-                <w:rFonts w:ascii="Cambria Math" w:eastAsiaTheme="minorEastAsia" w:hAnsi="Cambria Math"/>
-              </w:rPr>
-              <m:t>-1</m:t>
-            </m:r>
-          </m:sup>
-        </m:sSup>
-        <m:d>
-          <m:dPr>
-            <m:ctrlPr>
-              <w:rPr>
-                <w:rFonts w:ascii="Cambria Math" w:eastAsiaTheme="minorEastAsia" w:hAnsi="Cambria Math"/>
-                <w:i/>
-              </w:rPr>
-            </m:ctrlPr>
-          </m:dPr>
-          <m:e>
-            <m:r>
-              <w:rPr>
-                <w:rFonts w:ascii="Cambria Math" w:eastAsiaTheme="minorEastAsia" w:hAnsi="Cambria Math"/>
-              </w:rPr>
-              <m:t>2</m:t>
-            </m:r>
-          </m:e>
-        </m:d>
-        <m:r>
-          <w:rPr>
-            <w:rFonts w:ascii="Cambria Math" w:eastAsiaTheme="minorEastAsia" w:hAnsi="Cambria Math"/>
-          </w:rPr>
-          <m:t>.</m:t>
-        </m:r>
-      </m:oMath>
-    </w:p>
-    <w:p>
-      <w:pPr>
-        <w:pStyle w:val="ListParagraph"/>
-        <w:numPr>
-          <w:ilvl w:val="0"/>
-          <w:numId w:val="1"/>
-        </w:numPr>
-        <w:jc w:val="both"/>
-      </w:pPr>
-      <w:r>
-        <w:t xml:space="preserve">Dua </w:t>
-      </w:r>
-      <w:proofErr w:type="spellStart"/>
-      <w:r>
-        <w:t>buah</w:t>
-      </w:r>
-      <w:proofErr w:type="spellEnd"/>
-      <w:r>
-        <w:t xml:space="preserve"> </w:t>
-      </w:r>
-      <w:proofErr w:type="spellStart"/>
-      <w:r>
-        <w:t>fungsi</w:t>
-      </w:r>
-      <w:proofErr w:type="spellEnd"/>
-      <w:r>
-        <w:t xml:space="preserve"> di </w:t>
-      </w:r>
-      <w:proofErr w:type="spellStart"/>
-      <w:r>
-        <w:t>definisikan</w:t>
-      </w:r>
-      <w:proofErr w:type="spellEnd"/>
-      <w:r>
-        <w:t xml:space="preserve"> </w:t>
-      </w:r>
-      <w:proofErr w:type="spellStart"/>
-      <w:r>
-        <w:t>sebagai</w:t>
-      </w:r>
-      <w:proofErr w:type="spellEnd"/>
-      <w:r>
-        <w:t xml:space="preserve"> f(x)=3x+4 dan g(x)=</w:t>
-      </w:r>
-      <m:oMath>
-        <m:f>
-          <m:fPr>
-            <m:ctrlPr>
-              <w:rPr>
-                <w:rFonts w:ascii="Cambria Math" w:hAnsi="Cambria Math"/>
-                <w:i/>
-              </w:rPr>
-            </m:ctrlPr>
-          </m:fPr>
-          <m:num>
-            <m:r>
-              <w:rPr>
-                <w:rFonts w:ascii="Cambria Math" w:hAnsi="Cambria Math"/>
-              </w:rPr>
-              <m:t>x-1</m:t>
-            </m:r>
-          </m:num>
-          <m:den>
-            <m:r>
-              <w:rPr>
-                <w:rFonts w:ascii="Cambria Math" w:hAnsi="Cambria Math"/>
-              </w:rPr>
-              <m:t>2x+3</m:t>
-            </m:r>
-          </m:den>
-        </m:f>
-        <m:r>
-          <w:rPr>
-            <w:rFonts w:ascii="Cambria Math" w:hAnsi="Cambria Math"/>
-          </w:rPr>
-          <m:t>, x≠</m:t>
-        </m:r>
-        <m:f>
-          <m:fPr>
-            <m:ctrlPr>
-              <w:rPr>
-                <w:rFonts w:ascii="Cambria Math" w:hAnsi="Cambria Math"/>
-                <w:i/>
-              </w:rPr>
-            </m:ctrlPr>
-          </m:fPr>
-          <m:num>
-            <m:r>
-              <w:rPr>
-                <w:rFonts w:ascii="Cambria Math" w:hAnsi="Cambria Math"/>
-              </w:rPr>
-              <m:t>-3</m:t>
-            </m:r>
-          </m:num>
-          <m:den>
-            <m:r>
-              <w:rPr>
-                <w:rFonts w:ascii="Cambria Math" w:hAnsi="Cambria Math"/>
-              </w:rPr>
-              <m:t>2</m:t>
-            </m:r>
-          </m:den>
-        </m:f>
-      </m:oMath>
-      <w:r>
-        <w:rPr>
-          <w:rFonts w:eastAsiaTheme="minorEastAsia"/>
-        </w:rPr>
-        <w:t xml:space="preserve"> </w:t>
-      </w:r>
-      <w:proofErr w:type="spellStart"/>
-      <w:r>
-        <w:rPr>
-          <w:rFonts w:eastAsiaTheme="minorEastAsia"/>
-        </w:rPr>
-        <w:t>tentukan</w:t>
-      </w:r>
-      <w:proofErr w:type="spellEnd"/>
-      <w:r>
-        <w:rPr>
-          <w:rFonts w:eastAsiaTheme="minorEastAsia"/>
-        </w:rPr>
-        <w:t xml:space="preserve"> </w:t>
-      </w:r>
-      <w:proofErr w:type="spellStart"/>
-      <w:r>
-        <w:rPr>
-          <w:rFonts w:eastAsiaTheme="minorEastAsia"/>
-        </w:rPr>
-        <w:t>rumus</w:t>
-      </w:r>
-      <w:proofErr w:type="spellEnd"/>
-      <w:r>
-        <w:rPr>
-          <w:rFonts w:eastAsiaTheme="minorEastAsia"/>
-        </w:rPr>
-        <w:t xml:space="preserve"> </w:t>
-      </w:r>
-      <w:proofErr w:type="spellStart"/>
-      <w:r>
-        <w:rPr>
-          <w:rFonts w:eastAsiaTheme="minorEastAsia"/>
-        </w:rPr>
-        <w:t>untuk</w:t>
-      </w:r>
-      <w:proofErr w:type="spellEnd"/>
-      <w:r>
-        <w:rPr>
-          <w:rFonts w:eastAsiaTheme="minorEastAsia"/>
-        </w:rPr>
-        <w:t xml:space="preserve"> </w:t>
-      </w:r>
-      <w:proofErr w:type="spellStart"/>
-      <w:r>
-        <w:rPr>
-          <w:rFonts w:eastAsiaTheme="minorEastAsia"/>
-        </w:rPr>
-        <w:t>fungsi</w:t>
-      </w:r>
-      <w:proofErr w:type="spellEnd"/>
-      <w:r>
-        <w:rPr>
-          <w:rFonts w:eastAsiaTheme="minorEastAsia"/>
-        </w:rPr>
-        <w:t xml:space="preserve"> invers </w:t>
-      </w:r>
-      <w:proofErr w:type="spellStart"/>
-      <w:r>
-        <w:rPr>
-          <w:rFonts w:eastAsiaTheme="minorEastAsia"/>
-        </w:rPr>
-        <w:t>gabungan</w:t>
-      </w:r>
-      <w:proofErr w:type="spellEnd"/>
-      <w:r>
-        <w:rPr>
-          <w:rFonts w:eastAsiaTheme="minorEastAsia"/>
-        </w:rPr>
-        <w:t xml:space="preserve"> (</w:t>
-      </w:r>
-      <m:oMath>
-        <m:r>
-          <w:rPr>
-            <w:rFonts w:ascii="Cambria Math" w:eastAsiaTheme="minorEastAsia" w:hAnsi="Cambria Math"/>
-          </w:rPr>
-          <m:t>gof</m:t>
-        </m:r>
-        <m:sSup>
-          <m:sSupPr>
-            <m:ctrlPr>
-              <w:rPr>
-                <w:rFonts w:ascii="Cambria Math" w:eastAsiaTheme="minorEastAsia" w:hAnsi="Cambria Math"/>
-                <w:i/>
-              </w:rPr>
-            </m:ctrlPr>
-          </m:sSupPr>
-          <m:e>
-            <m:r>
-              <w:rPr>
-                <w:rFonts w:ascii="Cambria Math" w:eastAsiaTheme="minorEastAsia" w:hAnsi="Cambria Math"/>
-              </w:rPr>
-              <m:t>)</m:t>
-            </m:r>
-          </m:e>
-          <m:sup>
-            <m:r>
-              <w:rPr>
-                <w:rFonts w:ascii="Cambria Math" w:eastAsiaTheme="minorEastAsia" w:hAnsi="Cambria Math"/>
-              </w:rPr>
-              <m:t>-1</m:t>
-            </m:r>
-          </m:sup>
-        </m:sSup>
-        <m:d>
-          <m:dPr>
-            <m:ctrlPr>
-              <w:rPr>
-                <w:rFonts w:ascii="Cambria Math" w:eastAsiaTheme="minorEastAsia" w:hAnsi="Cambria Math"/>
-                <w:i/>
-              </w:rPr>
-            </m:ctrlPr>
-          </m:dPr>
-          <m:e>
-            <m:r>
-              <w:rPr>
-                <w:rFonts w:ascii="Cambria Math" w:eastAsiaTheme="minorEastAsia" w:hAnsi="Cambria Math"/>
-              </w:rPr>
-              <m:t>x</m:t>
-            </m:r>
-          </m:e>
-        </m:d>
-        <m:r>
-          <w:rPr>
-            <w:rFonts w:ascii="Cambria Math" w:eastAsiaTheme="minorEastAsia" w:hAnsi="Cambria Math"/>
-          </w:rPr>
-          <m:t>!</m:t>
-        </m:r>
-      </m:oMath>
-    </w:p>
-    <w:p>
-      <w:pPr>
-        <w:pStyle w:val="ListParagraph"/>
-        <w:numPr>
-          <w:ilvl w:val="0"/>
-          <w:numId w:val="1"/>
-        </w:numPr>
-        <w:jc w:val="both"/>
-      </w:pPr>
-      <w:proofErr w:type="spellStart"/>
-      <w:r>
         <w:t>Sebuah</w:t>
       </w:r>
       <w:proofErr w:type="spellEnd"/>
@@ -1695,14 +1677,14 @@
         <w:rPr>
           <w:rFonts w:eastAsiaTheme="minorEastAsia"/>
         </w:rPr>
-        <w:t xml:space="preserve"> (x) yang t</w:t>
-      </w:r>
-      <w:proofErr w:type="spellStart"/>
-      <w:r>
-        <w:rPr>
-          <w:rFonts w:eastAsiaTheme="minorEastAsia"/>
-        </w:rPr>
-        <w:t>ersedia</w:t>
+        <w:t xml:space="preserve"> (x) yang </w:t>
+      </w:r>
+      <w:proofErr w:type="spellStart"/>
+      <w:r>
+        <w:rPr>
+          <w:rFonts w:eastAsiaTheme="minorEastAsia"/>
+        </w:rPr>
+        <w:t>tersedia</w:t>
       </w:r>
       <w:proofErr w:type="spellEnd"/>
       <w:r>
@@ -1723,7 +1705,19 @@
         <w:rPr>
           <w:rFonts w:eastAsiaTheme="minorEastAsia"/>
         </w:rPr>
-        <w:t xml:space="preserve"> 5 ton, </w:t>
+        <w:t xml:space="preserve"> </w:t>
+      </w:r>
+      <w:r>
+        <w:rPr>
+          <w:rFonts w:eastAsiaTheme="minorEastAsia"/>
+        </w:rPr>
+        <w:t>8</w:t>
+      </w:r>
+      <w:r>
+        <w:rPr>
+          <w:rFonts w:eastAsiaTheme="minorEastAsia"/>
+        </w:rPr>
+        <w:t xml:space="preserve"> ton, </w:t>
       </w:r>
       <w:proofErr w:type="spellStart"/>
       <w:r>
@@ -1809,6 +1803,57 @@
         </w:rPr>
         <w:t>?</w:t>
       </w:r>
+    </w:p>
+    <w:p>
+      <w:pPr>
+        <w:pStyle w:val="ListParagraph"/>
+        <w:jc w:val="both"/>
+        <w:rPr>
+          <w:color w:val="4472C4" w:themeColor="accent1"/>
+          <w:sz w:val="20"/>
+          <w:szCs w:val="20"/>
+        </w:rPr>
+      </w:pPr>
+      <w:r>
+        <w:rPr>
+          <w:rFonts w:eastAsiaTheme="minorEastAsia"/>
+          <w:color w:val="4472C4" w:themeColor="accent1"/>
+          <w:sz w:val="20"/>
+          <w:szCs w:val="20"/>
+        </w:rPr>
+        <w:t xml:space="preserve">SNBT 2019-2021 yang </w:t>
+      </w:r>
+      <w:proofErr w:type="spellStart"/>
+      <w:r>
+        <w:rPr>
+          <w:rFonts w:eastAsiaTheme="minorEastAsia"/>
+          <w:color w:val="4472C4" w:themeColor="accent1"/>
+          <w:sz w:val="20"/>
+          <w:szCs w:val="20"/>
+        </w:rPr>
+        <w:t>telah</w:t>
+      </w:r>
+      <w:proofErr w:type="spellEnd"/>
+      <w:r>
+        <w:rPr>
+          <w:rFonts w:eastAsiaTheme="minorEastAsia"/>
+          <w:color w:val="4472C4" w:themeColor="accent1"/>
+          <w:sz w:val="20"/>
+          <w:szCs w:val="20"/>
+        </w:rPr>
+        <w:t xml:space="preserve"> </w:t>
+      </w:r>
+      <w:proofErr w:type="spellStart"/>
+      <w:r>
+        <w:rPr>
+          <w:rFonts w:eastAsiaTheme="minorEastAsia"/>
+          <w:color w:val="4472C4" w:themeColor="accent1"/>
+          <w:sz w:val="20"/>
+          <w:szCs w:val="20"/>
+        </w:rPr>
+        <w:t>dimodifikasi</w:t>
+      </w:r>
+      <w:proofErr w:type="spellEnd"/>
     </w:p>
     <w:sectPr>
       <w:pgSz w:w="11906" w:h="16838"/>
@@ -2612,6 +2657,7 @@
   <w:style w:type="character" w:default="1" w:styleId="DefaultParagraphFont">
     <w:name w:val="Default Paragraph Font"/>
     <w:uiPriority w:val="1"/>
+    <w:semiHidden/>
     <w:unhideWhenUsed/>
   </w:style>
   <w:style w:type="table" w:default="1" w:styleId="TableNormal">

--- a/soal matematika/Kelas XI/Fungsi Komposisi dan Fungsi Invers/Soal Essay kelas XI.docx
+++ b/soal matematika/Kelas XI/Fungsi Komposisi dan Fungsi Invers/Soal Essay kelas XI.docx
@@ -1803,57 +1803,6 @@
         </w:rPr>
         <w:t>?</w:t>
       </w:r>
-    </w:p>
-    <w:p>
-      <w:pPr>
-        <w:pStyle w:val="ListParagraph"/>
-        <w:jc w:val="both"/>
-        <w:rPr>
-          <w:color w:val="4472C4" w:themeColor="accent1"/>
-          <w:sz w:val="20"/>
-          <w:szCs w:val="20"/>
-        </w:rPr>
-      </w:pPr>
-      <w:r>
-        <w:rPr>
-          <w:rFonts w:eastAsiaTheme="minorEastAsia"/>
-          <w:color w:val="4472C4" w:themeColor="accent1"/>
-          <w:sz w:val="20"/>
-          <w:szCs w:val="20"/>
-        </w:rPr>
-        <w:t xml:space="preserve">SNBT 2019-2021 yang </w:t>
-      </w:r>
-      <w:proofErr w:type="spellStart"/>
-      <w:r>
-        <w:rPr>
-          <w:rFonts w:eastAsiaTheme="minorEastAsia"/>
-          <w:color w:val="4472C4" w:themeColor="accent1"/>
-          <w:sz w:val="20"/>
-          <w:szCs w:val="20"/>
-        </w:rPr>
-        <w:t>telah</w:t>
-      </w:r>
-      <w:proofErr w:type="spellEnd"/>
-      <w:r>
-        <w:rPr>
-          <w:rFonts w:eastAsiaTheme="minorEastAsia"/>
-          <w:color w:val="4472C4" w:themeColor="accent1"/>
-          <w:sz w:val="20"/>
-          <w:szCs w:val="20"/>
-        </w:rPr>
-        <w:t xml:space="preserve"> </w:t>
-      </w:r>
-      <w:proofErr w:type="spellStart"/>
-      <w:r>
-        <w:rPr>
-          <w:rFonts w:eastAsiaTheme="minorEastAsia"/>
-          <w:color w:val="4472C4" w:themeColor="accent1"/>
-          <w:sz w:val="20"/>
-          <w:szCs w:val="20"/>
-        </w:rPr>
-        <w:t>dimodifikasi</w:t>
-      </w:r>
-      <w:proofErr w:type="spellEnd"/>
     </w:p>
     <w:sectPr>
       <w:pgSz w:w="11906" w:h="16838"/>
